--- a/assets/input/1891/1891.docx
+++ b/assets/input/1891/1891.docx
@@ -8951,7 +8951,7 @@
           <w:szCs w:val="23"/>
           <w:lang w:val="en-US"/>
         </w:rPr>
-        <w:t>[0105]lyrical. The temple itself is really an astonishing bit of architecture, carried out with good taste and unpretentiousness. The lines are perhaps a trifle too rigid, but certainly only inferior to the lines in the Parthenon and the Museum. In proportions, it is very much like the Parthenon, only it looks a little tamer. But, after all, it makes up by being perfectly preserved and “</w:t>
+        <w:t>[0105] lyrical. The temple itself is really an astonishing bit of architecture, carried out with good taste and unpretentiousness. The lines are perhaps a trifle too rigid, but certainly only inferior to the lines in the Parthenon and the Museum. In proportions, it is very much like the Parthenon, only it looks a little tamer. But, after all, it makes up by being perfectly preserved and “</w:t>
       </w:r>
       <w:r>
         <w:rPr>
